--- a/중국어_대화문/5부_docx/5부_12화_정치국으로.docx
+++ b/중국어_대화문/5부_docx/5부_12화_정치국으로.docx
@@ -18,7 +18,7 @@
         <w:t>등장인물:</w:t>
       </w:r>
       <w:r>
-        <w:t xml:space="preserve"> 선즈위안 沈知远(45세, 중앙위원 겸 재정부장, 정치국원 후보) / 청시 程曦(29세, 재정부장 판공실 비서) / 리위퉁 李雨桐(38세, 재정부장 판공실 참모) / 훙스창 洪世昌(65세, 퇴임하는 중앙위원) / 량페이전 梁佩珍(60세, 중앙위원·전 고급법원 원장) / 장리췬 蒋立群(60대 중반, 중앙위원·전체회의 집행주석) / 차오원쉬안 乔文轩(60세 안팎, 중앙위원·표결 감표 총감) / 웨이창펑 魏长风(59세, 중앙위원·대외경제안전 소조 부조장, 정치국원 후보) / 메이뤄란 梅若兰(82세, 은퇴한 변호사협회 비서장, 전화 목소리)</w:t>
+        <w:t xml:space="preserve"> 선즈위안 沈知远(45세, 중앙위원 겸 재정부장, 정치국원 후보) / 청시 程曦(31세, 재정부장 판공실 비서) / 리위퉁 李雨桐(40세, 재정부장 판공실 참모) / 훙스창 洪世昌(65세, 퇴임하는 중앙위원) / 량페이전 梁佩珍(60세, 중앙위원·전 고급법원 원장) / 장리췬 蒋立群(60대 중반, 중앙위원·전체회의 집행주석) / 차오원쉬안 乔文轩(60세 안팎, 중앙위원·표결 감표 총감) / 웨이창펑 魏长风(59세, 중앙위원·대외경제안전 소조 부조장, 정치국원 후보) / 메이뤄란 梅若兰(83세, 은퇴한 변호사협회 비서장, 전화 목소리)</w:t>
       </w:r>
     </w:p>
     <w:p>
@@ -672,7 +672,7 @@
         <w:t>梁佩珍:</w:t>
       </w:r>
       <w:r>
-        <w:t xml:space="preserve"> 我再问一句，你可以不答。你在这个位置上，苏敏在那条巷子里，十几年了，没有见过面。你们是不是约好了，不见？</w:t>
+        <w:t xml:space="preserve"> 我再问一句，你可以不答。你在这个位置上，苏敏在那条巷子里，这些年，除了雾溪那一回，没有再见过面。你们是不是约好了，不见？</w:t>
       </w:r>
     </w:p>
     <w:p>
@@ -1275,7 +1275,7 @@
         <w:t>梅若兰:</w:t>
       </w:r>
       <w:r>
-        <w:t xml:space="preserve"> 八十二岁，睡不着。（停顿）我给你带一句话，是小苏托我的。她不让我加一个字。</w:t>
+        <w:t xml:space="preserve"> 八十三岁，睡不着。（停顿）我给你带一句话，是小苏托我的。她不让我加一个字。</w:t>
       </w:r>
     </w:p>
     <w:p>
@@ -1338,6 +1338,17 @@
         <w:rPr>
           <w:b/>
         </w:rPr>
+        <w:t>梅若兰:</w:t>
+      </w:r>
+      <w:r>
+        <w:t xml:space="preserve"> 是那个案子。</w:t>
+      </w:r>
+    </w:p>
+    <w:p>
+      <w:r>
+        <w:rPr>
+          <w:b/>
+        </w:rPr>
         <w:t>沈知远:</w:t>
       </w:r>
       <w:r>
@@ -1374,7 +1385,7 @@
         <w:t>梅若兰:</w:t>
       </w:r>
       <w:r>
-        <w:t xml:space="preserve"> 嗯。仲裁委裁决下来了，八位骑手，认定与平台存在劳动关系，补差额。四位签了和解协议的，不动。平台那边，已经说要向法院起诉。</w:t>
+        <w:t xml:space="preserve"> 嗯。仲裁委去年夏天裁决下来了，八位骑手，认定与平台存在劳动关系，补差额。四位签了和解协议的，不动。平台不服，告到了法院，今天下午是二审开庭。</w:t>
       </w:r>
     </w:p>
     <w:p>
@@ -1418,7 +1429,7 @@
         <w:t>梅若兰:</w:t>
       </w:r>
       <w:r>
-        <w:t xml:space="preserve"> 你不用说。我今年八十二了，我只想看你们两个，各自把自己的一栏写完。写不写得完，我看不到了，可是我愿意看到这儿。</w:t>
+        <w:t xml:space="preserve"> 你不用说。我今年八十三了，我只想看你们两个，各自把自己的一栏写完。写不写得完，我看不到了，可是我愿意看到这儿。</w:t>
       </w:r>
     </w:p>
     <w:p>
@@ -1545,7 +1556,7 @@
     </w:p>
     <w:p>
       <w:r>
-        <w:t>(他把杯子拿出来，放在桌面，杯底留下一圈浅白的印子，叠在旧的那几圈上。他把信纸一张一张取出来，摊在桌上：二〇二六年三月的，二〇二七年六月的，二〇二八年六月的，二〇二九年十月的，每一张的开头，都是“苏敏：”两个字。)</w:t>
+        <w:t>(他把杯子拿出来，放在桌面，杯底留下一圈浅白的印子，叠在旧的那几圈上。他把信纸一张一张取出来，摊在桌上：二〇二六年三月的，二〇二六年九月的，二〇二七年五月的，二〇二七年十二月的，二〇二八年六月的，二〇二九年十月的，每一张的开头，都是“苏敏：”两个字。)</w:t>
       </w:r>
     </w:p>
     <w:p>
@@ -1581,7 +1592,7 @@
     </w:p>
     <w:p>
       <w:r>
-        <w:t>(程曦推门进来，看见了纸箱里的杯子和那个空信封，什么也没问，只是把登记簿放在桌角：“沈部长，十点的表格，我提前取回来了。”他点点头。她又站了一会儿，才说：“我今天早上在楼下，碰到老孟，他说，三楼的阅览室，现在对外开放了，可以查公开台账。去查的人，排了一条队。”)</w:t>
+        <w:t>(程曦推门进来，看见了纸箱里的杯子和那个空信封，什么也没问，只是把登记簿放在桌角：“沈部长，十点的表格，我提前取回来了。”他点点头。她又站了一会儿，才说：“我今天早上在楼下，碰到老孟，他说，地下一层的阅览室，现在对外开放了，可以查公开台账。去查的人，排了一条队。”)</w:t>
       </w:r>
     </w:p>
     <w:p>
